--- a/ai-solution/offer.docx
+++ b/ai-solution/offer.docx
@@ -3,78 +3,142 @@
 <w:document xmlns:wpc="http://schemas.microsoft.com/office/word/2010/wordprocessingCanvas" xmlns:cx="http://schemas.microsoft.com/office/drawing/2014/chartex" xmlns:mc="http://schemas.openxmlformats.org/markup-compatibility/2006" xmlns:o="urn:schemas-microsoft-com:office:office" xmlns:r="http://schemas.openxmlformats.org/officeDocument/2006/relationships" xmlns:m="http://schemas.openxmlformats.org/officeDocument/2006/math" xmlns:v="urn:schemas-microsoft-com:vml" xmlns:wp14="http://schemas.microsoft.com/office/word/2010/wordprocessingDrawing" xmlns:wp="http://schemas.openxmlformats.org/drawingml/2006/wordprocessingDrawing" xmlns:w10="urn:schemas-microsoft-com:office:word" xmlns:w="http://schemas.openxmlformats.org/wordprocessingml/2006/main" xmlns:w14="http://schemas.microsoft.com/office/word/2010/wordml" xmlns:w15="http://schemas.microsoft.com/office/word/2012/wordml" xmlns:w16se="http://schemas.microsoft.com/office/word/2015/wordml/symex" xmlns:wpg="http://schemas.microsoft.com/office/word/2010/wordprocessingGroup" xmlns:wpi="http://schemas.microsoft.com/office/word/2010/wordprocessingInk" xmlns:wne="http://schemas.microsoft.com/office/word/2006/wordml" xmlns:wps="http://schemas.microsoft.com/office/word/2010/wordprocessingShape" mc:Ignorable="w14 w15 w16se wp14">
   <w:body>
     <w:p>
-      <w:r>
+      <w:pPr>
+        <w:rPr>
+          <w:b/>
+        </w:rPr>
+      </w:pPr>
+      <w:r>
+        <w:rPr>
+          <w:b/>
+        </w:rPr>
         <w:t>Я сейчас занимаюсь задачей переноса существующих отчетов в новое решение, как проговаривали на встрече.</w:t>
       </w:r>
     </w:p>
     <w:p>
-      <w:r>
+      <w:pPr>
+        <w:rPr>
+          <w:lang w:val="en-US"/>
+        </w:rPr>
+      </w:pPr>
+      <w:r>
+        <w:rPr>
+          <w:lang w:val="en-US"/>
+        </w:rPr>
+        <w:t>(</w:t>
+      </w:r>
+      <w:r>
+        <w:t xml:space="preserve">приложен </w:t>
+      </w:r>
+      <w:r>
+        <w:rPr>
+          <w:lang w:val="en-US"/>
+        </w:rPr>
+        <w:t>PDF</w:t>
+      </w:r>
+      <w:r>
+        <w:t xml:space="preserve"> с планом</w:t>
+      </w:r>
+      <w:r>
+        <w:rPr>
+          <w:lang w:val="en-US"/>
+        </w:rPr>
+        <w:t>)</w:t>
+      </w:r>
+    </w:p>
+    <w:p>
+      <w:pPr>
+        <w:rPr>
+          <w:b/>
+        </w:rPr>
+      </w:pPr>
+      <w:r>
+        <w:rPr>
+          <w:b/>
+        </w:rPr>
         <w:t>Подобрался к вопросу</w:t>
       </w:r>
       <w:r>
+        <w:rPr>
+          <w:b/>
+        </w:rPr>
         <w:t xml:space="preserve"> автоматизированного</w:t>
       </w:r>
       <w:r>
+        <w:rPr>
+          <w:b/>
+        </w:rPr>
         <w:t xml:space="preserve"> переноса </w:t>
       </w:r>
       <w:r>
         <w:rPr>
+          <w:b/>
           <w:lang w:val="en-US"/>
         </w:rPr>
         <w:t>SQL</w:t>
       </w:r>
       <w:r>
-        <w:t xml:space="preserve"> </w:t>
-      </w:r>
-      <w:r>
-        <w:t xml:space="preserve">кода </w:t>
-      </w:r>
-      <w:r>
-        <w:t>(запросы,</w:t>
-      </w:r>
-      <w:r>
-        <w:t xml:space="preserve"> </w:t>
-      </w:r>
-      <w:r>
-        <w:rPr>
+        <w:rPr>
+          <w:b/>
+        </w:rPr>
+        <w:t xml:space="preserve"> кода </w:t>
+      </w:r>
+      <w:r>
+        <w:rPr>
+          <w:b/>
+        </w:rPr>
+        <w:t xml:space="preserve">(запросы, </w:t>
+      </w:r>
+      <w:r>
+        <w:rPr>
+          <w:b/>
           <w:lang w:val="en-US"/>
         </w:rPr>
         <w:t>view</w:t>
       </w:r>
       <w:r>
-        <w:t xml:space="preserve">, </w:t>
-      </w:r>
-      <w:r>
-        <w:t xml:space="preserve">пакеты) </w:t>
-      </w:r>
-      <w:r>
+        <w:rPr>
+          <w:b/>
+        </w:rPr>
+        <w:t xml:space="preserve">, пакеты) </w:t>
+      </w:r>
+      <w:r>
+        <w:rPr>
+          <w:b/>
+        </w:rPr>
         <w:t xml:space="preserve">из </w:t>
       </w:r>
       <w:r>
         <w:rPr>
+          <w:b/>
           <w:lang w:val="en-US"/>
         </w:rPr>
         <w:t>O</w:t>
       </w:r>
       <w:r>
         <w:rPr>
+          <w:b/>
           <w:lang w:val="en-US"/>
         </w:rPr>
         <w:t>racle</w:t>
       </w:r>
       <w:r>
-        <w:t xml:space="preserve"> </w:t>
-      </w:r>
-      <w:r>
-        <w:t xml:space="preserve">в </w:t>
-      </w:r>
-      <w:r>
-        <w:rPr>
+        <w:rPr>
+          <w:b/>
+        </w:rPr>
+        <w:t xml:space="preserve"> в </w:t>
+      </w:r>
+      <w:r>
+        <w:rPr>
+          <w:b/>
           <w:lang w:val="en-US"/>
         </w:rPr>
         <w:t>PG</w:t>
       </w:r>
       <w:r>
+        <w:rPr>
+          <w:b/>
+        </w:rPr>
         <w:t>.</w:t>
       </w:r>
     </w:p>
@@ -288,20 +352,46 @@
         <w:rPr>
           <w:b/>
         </w:rPr>
-        <w:t xml:space="preserve"> с помощью ИИ.  </w:t>
-      </w:r>
-    </w:p>
-    <w:p>
-      <w:pPr>
-        <w:rPr>
-          <w:b/>
-        </w:rPr>
-      </w:pPr>
-      <w:r>
-        <w:rPr>
-          <w:b/>
-        </w:rPr>
-        <w:t>Хотелось бы подойти к этому вопросу системно и возможно заложить базу для внедрения современных практик разработки с использование ИИ-агентов в компании в целом.</w:t>
+        <w:t xml:space="preserve"> </w:t>
+      </w:r>
+      <w:r>
+        <w:rPr>
+          <w:b/>
+        </w:rPr>
+        <w:t xml:space="preserve">кода </w:t>
+      </w:r>
+      <w:bookmarkStart w:id="0" w:name="_GoBack"/>
+      <w:bookmarkEnd w:id="0"/>
+      <w:r>
+        <w:rPr>
+          <w:b/>
+        </w:rPr>
+        <w:t xml:space="preserve">с помощью ИИ.  </w:t>
+      </w:r>
+    </w:p>
+    <w:p>
+      <w:pPr>
+        <w:rPr>
+          <w:b/>
+        </w:rPr>
+      </w:pPr>
+      <w:r>
+        <w:rPr>
+          <w:b/>
+        </w:rPr>
+        <w:t>Хотелось бы подойти к этому вопросу системно и возможно заложить базу для внедрения современных практик разработки с использование</w:t>
+      </w:r>
+      <w:r>
+        <w:rPr>
+          <w:b/>
+        </w:rPr>
+        <w:t>м</w:t>
+      </w:r>
+      <w:r>
+        <w:rPr>
+          <w:b/>
+        </w:rPr>
+        <w:t xml:space="preserve"> ИИ-агентов в компании в целом.</w:t>
       </w:r>
     </w:p>
     <w:p>
@@ -589,7 +679,25 @@
         </w:numPr>
       </w:pPr>
       <w:r>
-        <w:t xml:space="preserve">Написание тестов под конкретный объект (выполнение в </w:t>
+        <w:t>Написание тестов под кон</w:t>
+      </w:r>
+      <w:r>
+        <w:t>кретный объект</w:t>
+      </w:r>
+      <w:r>
+        <w:t>. Например</w:t>
+      </w:r>
+      <w:r>
+        <w:t>,</w:t>
+      </w:r>
+      <w:r>
+        <w:t xml:space="preserve"> запуск процедуры с определенными параметрами</w:t>
+      </w:r>
+      <w:r>
+        <w:t xml:space="preserve"> </w:t>
+      </w:r>
+      <w:r>
+        <w:t xml:space="preserve">в </w:t>
       </w:r>
       <w:r>
         <w:rPr>
@@ -613,16 +721,16 @@
         <w:t xml:space="preserve"> </w:t>
       </w:r>
       <w:r>
-        <w:t>и сравнение результатов). Например</w:t>
-      </w:r>
-      <w:r>
-        <w:t>,</w:t>
-      </w:r>
-      <w:r>
-        <w:t xml:space="preserve"> запуск процедуры с определенными параметрами</w:t>
-      </w:r>
-      <w:r>
-        <w:t>. При создании тестов агент может в том числе ориентироваться по фактическим данным в БД.</w:t>
+        <w:t>и сравнение результатов</w:t>
+      </w:r>
+      <w:r>
+        <w:t>. При создании тестов агент может в том числе ориентироваться по фактическим данным в БД</w:t>
+      </w:r>
+      <w:r>
+        <w:t xml:space="preserve"> для выбора параметров</w:t>
+      </w:r>
+      <w:r>
+        <w:t>.</w:t>
       </w:r>
     </w:p>
     <w:p>
@@ -760,53 +868,122 @@
     </w:p>
     <w:p/>
     <w:p>
-      <w:r>
-        <w:lastRenderedPageBreak/>
-        <w:t>100% уверенности в успешности такого мероприятия у меня нет, но она значительная процентов 80.</w:t>
-      </w:r>
-    </w:p>
-    <w:p>
-      <w:r>
+      <w:pPr>
+        <w:rPr>
+          <w:b/>
+        </w:rPr>
+      </w:pPr>
+      <w:r>
+        <w:rPr>
+          <w:b/>
+        </w:rPr>
+        <w:t xml:space="preserve">100% уверенности в успешности такого мероприятия у меня нет, но она значительная </w:t>
+      </w:r>
+      <w:r>
+        <w:rPr>
+          <w:b/>
+        </w:rPr>
+        <w:t xml:space="preserve">- </w:t>
+      </w:r>
+      <w:r>
+        <w:rPr>
+          <w:b/>
+        </w:rPr>
+        <w:t>процентов 80.</w:t>
+      </w:r>
+    </w:p>
+    <w:p>
+      <w:pPr>
+        <w:rPr>
+          <w:b/>
+        </w:rPr>
+      </w:pPr>
+      <w:r>
+        <w:rPr>
+          <w:b/>
+        </w:rPr>
         <w:t>Я регулярно использую ИИ (</w:t>
       </w:r>
       <w:r>
+        <w:rPr>
+          <w:b/>
+        </w:rPr>
         <w:t>относительно кустарным способом)</w:t>
       </w:r>
       <w:r>
+        <w:rPr>
+          <w:b/>
+        </w:rPr>
         <w:t xml:space="preserve"> для решения отдельных задач </w:t>
       </w:r>
       <w:r>
+        <w:rPr>
+          <w:b/>
+        </w:rPr>
         <w:t>в процессе разра</w:t>
       </w:r>
       <w:r>
-        <w:t>ботки и наблюдаю</w:t>
-      </w:r>
-      <w:r>
-        <w:t>,</w:t>
-      </w:r>
-      <w:r>
-        <w:rPr>
-          <w:lang w:val="en-US"/>
-        </w:rPr>
-        <w:t xml:space="preserve"> </w:t>
-      </w:r>
-      <w:bookmarkStart w:id="0" w:name="_GoBack"/>
-      <w:bookmarkEnd w:id="0"/>
-      <w:r>
+        <w:rPr>
+          <w:b/>
+        </w:rPr>
+        <w:t xml:space="preserve">ботки и наблюдаю, </w:t>
+      </w:r>
+      <w:r>
+        <w:rPr>
+          <w:b/>
+        </w:rPr>
         <w:t>что способности ИИ продолжают расти.</w:t>
       </w:r>
     </w:p>
     <w:p>
-      <w:r>
+      <w:pPr>
+        <w:rPr>
+          <w:b/>
+        </w:rPr>
+      </w:pPr>
+      <w:r>
+        <w:rPr>
+          <w:b/>
+        </w:rPr>
         <w:t>Предполагаю, что тренд на использовании ИИ в разработке будет усиливаться и значительно повлияет на роли, методологии и требования к качеству и скорости в нашей сфере.</w:t>
       </w:r>
     </w:p>
     <w:p>
-      <w:r>
+      <w:pPr>
+        <w:rPr>
+          <w:b/>
+        </w:rPr>
+      </w:pPr>
+      <w:r>
+        <w:rPr>
+          <w:b/>
+        </w:rPr>
         <w:t>Нужно успеть</w:t>
       </w:r>
       <w:r>
+        <w:rPr>
+          <w:b/>
+        </w:rPr>
         <w:t xml:space="preserve"> подстроиться.</w:t>
+      </w:r>
+    </w:p>
+    <w:p>
+      <w:pPr>
+        <w:tabs>
+          <w:tab w:val="left" w:pos="6060"/>
+        </w:tabs>
+      </w:pPr>
+      <w:r>
+        <w:rPr>
+          <w:b/>
+        </w:rPr>
+        <w:t>Что думаете, одобряете ли работу в таком направлении</w:t>
+      </w:r>
+      <w:r>
+        <w:t>?</w:t>
+      </w:r>
+      <w:r>
+        <w:tab/>
       </w:r>
     </w:p>
     <w:sectPr>
